--- a/template/SK-1/form penilaian sk I sd sk III TEMPLATE.docx
+++ b/template/SK-1/form penilaian sk I sd sk III TEMPLATE.docx
@@ -1165,7 +1165,7 @@
                 <w:color w:val="000000" w:themeColor="text1"/>
                 <w:sz w:val="24"/>
               </w:rPr>
-              <w:t>Nilai</w:t>
+              <w:t>Nilai Rata-Rata : ${rata_nilai} /skala 5 (jumlah skor detail dibagi 5)</w:t>
             </w:r>
             <w:r>
               <w:rPr>
@@ -1173,14 +1173,14 @@
                 <w:spacing w:val="-14"/>
                 <w:sz w:val="24"/>
               </w:rPr>
-              <w:t xml:space="preserve"> </w:t>
-            </w:r>
-            <w:r>
-              <w:rPr>
-                <w:color w:val="000000" w:themeColor="text1"/>
-                <w:sz w:val="24"/>
-              </w:rPr>
-              <w:t>Rata-</w:t>
+              <w:t xml:space="preserve"/>
+            </w:r>
+            <w:r>
+              <w:rPr>
+                <w:color w:val="000000" w:themeColor="text1"/>
+                <w:sz w:val="24"/>
+              </w:rPr>
+              <w:t/>
             </w:r>
             <w:r>
               <w:rPr>
@@ -1188,7 +1188,7 @@
                 <w:spacing w:val="-4"/>
                 <w:sz w:val="24"/>
               </w:rPr>
-              <w:t>Rata</w:t>
+              <w:t/>
             </w:r>
           </w:p>
         </w:tc>
@@ -1220,7 +1220,7 @@
                 <w:spacing w:val="-10"/>
                 <w:sz w:val="24"/>
               </w:rPr>
-              <w:t>:</w:t>
+              <w:t/>
             </w:r>
             <w:r>
               <w:rPr>
@@ -1242,7 +1242,7 @@
                 <w:color w:val="000000" w:themeColor="text1"/>
                 <w:sz w:val="24"/>
               </w:rPr>
-              <w:t>/skala</w:t>
+              <w:t/>
             </w:r>
             <w:r>
               <w:rPr>
@@ -1250,14 +1250,14 @@
                 <w:spacing w:val="-2"/>
                 <w:sz w:val="24"/>
               </w:rPr>
-              <w:t xml:space="preserve"> </w:t>
-            </w:r>
-            <w:r>
-              <w:rPr>
-                <w:color w:val="000000" w:themeColor="text1"/>
-                <w:sz w:val="24"/>
-              </w:rPr>
-              <w:t>5</w:t>
+              <w:t xml:space="preserve"/>
+            </w:r>
+            <w:r>
+              <w:rPr>
+                <w:color w:val="000000" w:themeColor="text1"/>
+                <w:sz w:val="24"/>
+              </w:rPr>
+              <w:t/>
             </w:r>
             <w:r>
               <w:rPr>
@@ -1265,14 +1265,14 @@
                 <w:spacing w:val="-1"/>
                 <w:sz w:val="24"/>
               </w:rPr>
-              <w:t xml:space="preserve"> </w:t>
-            </w:r>
-            <w:r>
-              <w:rPr>
-                <w:color w:val="000000" w:themeColor="text1"/>
-                <w:sz w:val="24"/>
-              </w:rPr>
-              <w:t>(jumlah</w:t>
+              <w:t xml:space="preserve"/>
+            </w:r>
+            <w:r>
+              <w:rPr>
+                <w:color w:val="000000" w:themeColor="text1"/>
+                <w:sz w:val="24"/>
+              </w:rPr>
+              <w:t/>
             </w:r>
             <w:r>
               <w:rPr>
@@ -1280,14 +1280,14 @@
                 <w:spacing w:val="-1"/>
                 <w:sz w:val="24"/>
               </w:rPr>
-              <w:t xml:space="preserve"> </w:t>
-            </w:r>
-            <w:r>
-              <w:rPr>
-                <w:color w:val="000000" w:themeColor="text1"/>
-                <w:sz w:val="24"/>
-              </w:rPr>
-              <w:t>skor</w:t>
+              <w:t xml:space="preserve"/>
+            </w:r>
+            <w:r>
+              <w:rPr>
+                <w:color w:val="000000" w:themeColor="text1"/>
+                <w:sz w:val="24"/>
+              </w:rPr>
+              <w:t/>
             </w:r>
             <w:r>
               <w:rPr>
@@ -1295,14 +1295,14 @@
                 <w:spacing w:val="-2"/>
                 <w:sz w:val="24"/>
               </w:rPr>
-              <w:t xml:space="preserve"> </w:t>
-            </w:r>
-            <w:r>
-              <w:rPr>
-                <w:color w:val="000000" w:themeColor="text1"/>
-                <w:sz w:val="24"/>
-              </w:rPr>
-              <w:t>detail</w:t>
+              <w:t xml:space="preserve"/>
+            </w:r>
+            <w:r>
+              <w:rPr>
+                <w:color w:val="000000" w:themeColor="text1"/>
+                <w:sz w:val="24"/>
+              </w:rPr>
+              <w:t/>
             </w:r>
             <w:r>
               <w:rPr>
@@ -1310,14 +1310,14 @@
                 <w:spacing w:val="1"/>
                 <w:sz w:val="24"/>
               </w:rPr>
-              <w:t xml:space="preserve"> </w:t>
-            </w:r>
-            <w:r>
-              <w:rPr>
-                <w:color w:val="000000" w:themeColor="text1"/>
-                <w:sz w:val="24"/>
-              </w:rPr>
-              <w:t>dibagi</w:t>
+              <w:t xml:space="preserve"/>
+            </w:r>
+            <w:r>
+              <w:rPr>
+                <w:color w:val="000000" w:themeColor="text1"/>
+                <w:sz w:val="24"/>
+              </w:rPr>
+              <w:t/>
             </w:r>
             <w:r>
               <w:rPr>
@@ -1325,7 +1325,7 @@
                 <w:spacing w:val="-1"/>
                 <w:sz w:val="24"/>
               </w:rPr>
-              <w:t xml:space="preserve"> </w:t>
+              <w:t xml:space="preserve"/>
             </w:r>
             <w:r>
               <w:rPr>
@@ -1333,7 +1333,7 @@
                 <w:spacing w:val="-5"/>
                 <w:sz w:val="24"/>
               </w:rPr>
-              <w:t>4)</w:t>
+              <w:t/>
             </w:r>
           </w:p>
         </w:tc>

--- a/template/SK-1/form penilaian sk I sd sk III TEMPLATE.docx
+++ b/template/SK-1/form penilaian sk I sd sk III TEMPLATE.docx
@@ -1,6 +1,6 @@
 
 <file path=word/document.xml><?xml version="1.0" encoding="utf-8"?>
-<w:document xmlns:wpc="http://schemas.microsoft.com/office/word/2010/wordprocessingCanvas" xmlns:cx="http://schemas.microsoft.com/office/drawing/2014/chartex" xmlns:cx1="http://schemas.microsoft.com/office/drawing/2015/9/8/chartex" xmlns:cx2="http://schemas.microsoft.com/office/drawing/2015/10/21/chartex" xmlns:cx3="http://schemas.microsoft.com/office/drawing/2016/5/9/chartex" xmlns:cx4="http://schemas.microsoft.com/office/drawing/2016/5/10/chartex" xmlns:cx5="http://schemas.microsoft.com/office/drawing/2016/5/11/chartex" xmlns:cx6="http://schemas.microsoft.com/office/drawing/2016/5/12/chartex" xmlns:cx7="http://schemas.microsoft.com/office/drawing/2016/5/13/chartex" xmlns:cx8="http://schemas.microsoft.com/office/drawing/2016/5/14/chartex" xmlns:mc="http://schemas.openxmlformats.org/markup-compatibility/2006" xmlns:aink="http://schemas.microsoft.com/office/drawing/2016/ink" xmlns:am3d="http://schemas.microsoft.com/office/drawing/2017/model3d" xmlns:o="urn:schemas-microsoft-com:office:office" xmlns:oel="http://schemas.microsoft.com/office/2019/extlst" xmlns:r="http://schemas.openxmlformats.org/officeDocument/2006/relationships" xmlns:m="http://schemas.openxmlformats.org/officeDocument/2006/math" xmlns:v="urn:schemas-microsoft-com:vml" xmlns:wp14="http://schemas.microsoft.com/office/word/2010/wordprocessingDrawing" xmlns:wp="http://schemas.openxmlformats.org/drawingml/2006/wordprocessingDrawing" xmlns:w10="urn:schemas-microsoft-com:office:word" xmlns:w="http://schemas.openxmlformats.org/wordprocessingml/2006/main" xmlns:w14="http://schemas.microsoft.com/office/word/2010/wordml" xmlns:w15="http://schemas.microsoft.com/office/word/2012/wordml" xmlns:w16cei="http://schemas.microsoft.com/office/word/2026/wordml/cei" xmlns:w16cex="http://schemas.microsoft.com/office/word/2018/wordml/cex" xmlns:w16cid="http://schemas.microsoft.com/office/word/2016/wordml/cid" xmlns:w16="http://schemas.microsoft.com/office/word/2018/wordml" xmlns:w16du="http://schemas.microsoft.com/office/word/2023/wordml/word16du" xmlns:w16sdtdh="http://schemas.microsoft.com/office/word/2020/wordml/sdtdatahash" xmlns:w16sdtfl="http://schemas.microsoft.com/office/word/2024/wordml/sdtformatlock" xmlns:w16se="http://schemas.microsoft.com/office/word/2015/wordml/symex" xmlns:wpg="http://schemas.microsoft.com/office/word/2010/wordprocessingGroup" xmlns:wpi="http://schemas.microsoft.com/office/word/2010/wordprocessingInk" xmlns:wne="http://schemas.microsoft.com/office/word/2006/wordml" xmlns:wps="http://schemas.microsoft.com/office/word/2010/wordprocessingShape" mc:Ignorable="w14 w15 w16se w16cid w16 w16cex w16sdtdh w16sdtfl w16du wp14">
+<w:document xmlns:wpc="http://schemas.microsoft.com/office/word/2010/wordprocessingCanvas" xmlns:cx="http://schemas.microsoft.com/office/drawing/2014/chartex" xmlns:cx1="http://schemas.microsoft.com/office/drawing/2015/9/8/chartex" xmlns:cx2="http://schemas.microsoft.com/office/drawing/2015/10/21/chartex" xmlns:cx3="http://schemas.microsoft.com/office/drawing/2016/5/9/chartex" xmlns:cx4="http://schemas.microsoft.com/office/drawing/2016/5/10/chartex" xmlns:cx5="http://schemas.microsoft.com/office/drawing/2016/5/11/chartex" xmlns:cx6="http://schemas.microsoft.com/office/drawing/2016/5/12/chartex" xmlns:cx7="http://schemas.microsoft.com/office/drawing/2016/5/13/chartex" xmlns:cx8="http://schemas.microsoft.com/office/drawing/2016/5/14/chartex" xmlns:mc="http://schemas.openxmlformats.org/markup-compatibility/2006" xmlns:aink="http://schemas.microsoft.com/office/drawing/2016/ink" xmlns:am3d="http://schemas.microsoft.com/office/drawing/2017/model3d" xmlns:o="urn:schemas-microsoft-com:office:office" xmlns:oel="http://schemas.microsoft.com/office/2019/extlst" xmlns:r="http://schemas.openxmlformats.org/officeDocument/2006/relationships" xmlns:m="http://schemas.openxmlformats.org/officeDocument/2006/math" xmlns:v="urn:schemas-microsoft-com:vml" xmlns:wp14="http://schemas.microsoft.com/office/word/2010/wordprocessingDrawing" xmlns:wp="http://schemas.openxmlformats.org/drawingml/2006/wordprocessingDrawing" xmlns:w10="urn:schemas-microsoft-com:office:word" xmlns:w="http://schemas.openxmlformats.org/wordprocessingml/2006/main" xmlns:w14="http://schemas.microsoft.com/office/word/2010/wordml" xmlns:w15="http://schemas.microsoft.com/office/word/2012/wordml" xmlns:w16cex="http://schemas.microsoft.com/office/word/2018/wordml/cex" xmlns:w16cid="http://schemas.microsoft.com/office/word/2016/wordml/cid" xmlns:w16="http://schemas.microsoft.com/office/word/2018/wordml" xmlns:w16du="http://schemas.microsoft.com/office/word/2023/wordml/word16du" xmlns:w16sdtdh="http://schemas.microsoft.com/office/word/2020/wordml/sdtdatahash" xmlns:w16sdtfl="http://schemas.microsoft.com/office/word/2024/wordml/sdtformatlock" xmlns:w16se="http://schemas.microsoft.com/office/word/2015/wordml/symex" xmlns:wpg="http://schemas.microsoft.com/office/word/2010/wordprocessingGroup" xmlns:wpi="http://schemas.microsoft.com/office/word/2010/wordprocessingInk" xmlns:wne="http://schemas.microsoft.com/office/word/2006/wordml" xmlns:wps="http://schemas.microsoft.com/office/word/2010/wordprocessingShape" mc:Ignorable="w14 w15 w16se w16cid w16 w16cex w16sdtdh w16sdtfl w16du wp14">
   <w:body>
     <w:p>
       <w:pPr>
@@ -1167,29 +1167,6 @@
               </w:rPr>
               <w:t>Nilai Rata-Rata : ${rata_nilai} /skala 5 (jumlah skor detail dibagi 5)</w:t>
             </w:r>
-            <w:r>
-              <w:rPr>
-                <w:color w:val="000000" w:themeColor="text1"/>
-                <w:spacing w:val="-14"/>
-                <w:sz w:val="24"/>
-              </w:rPr>
-              <w:t xml:space="preserve"/>
-            </w:r>
-            <w:r>
-              <w:rPr>
-                <w:color w:val="000000" w:themeColor="text1"/>
-                <w:sz w:val="24"/>
-              </w:rPr>
-              <w:t/>
-            </w:r>
-            <w:r>
-              <w:rPr>
-                <w:color w:val="000000" w:themeColor="text1"/>
-                <w:spacing w:val="-4"/>
-                <w:sz w:val="24"/>
-              </w:rPr>
-              <w:t/>
-            </w:r>
           </w:p>
         </w:tc>
         <w:tc>
@@ -1217,14 +1194,6 @@
             <w:r>
               <w:rPr>
                 <w:color w:val="000000" w:themeColor="text1"/>
-                <w:spacing w:val="-10"/>
-                <w:sz w:val="24"/>
-              </w:rPr>
-              <w:t/>
-            </w:r>
-            <w:r>
-              <w:rPr>
-                <w:color w:val="000000" w:themeColor="text1"/>
                 <w:sz w:val="24"/>
               </w:rPr>
               <w:tab/>
@@ -1236,104 +1205,6 @@
                 <w:u w:val="single"/>
               </w:rPr>
               <w:tab/>
-            </w:r>
-            <w:r>
-              <w:rPr>
-                <w:color w:val="000000" w:themeColor="text1"/>
-                <w:sz w:val="24"/>
-              </w:rPr>
-              <w:t/>
-            </w:r>
-            <w:r>
-              <w:rPr>
-                <w:color w:val="000000" w:themeColor="text1"/>
-                <w:spacing w:val="-2"/>
-                <w:sz w:val="24"/>
-              </w:rPr>
-              <w:t xml:space="preserve"/>
-            </w:r>
-            <w:r>
-              <w:rPr>
-                <w:color w:val="000000" w:themeColor="text1"/>
-                <w:sz w:val="24"/>
-              </w:rPr>
-              <w:t/>
-            </w:r>
-            <w:r>
-              <w:rPr>
-                <w:color w:val="000000" w:themeColor="text1"/>
-                <w:spacing w:val="-1"/>
-                <w:sz w:val="24"/>
-              </w:rPr>
-              <w:t xml:space="preserve"/>
-            </w:r>
-            <w:r>
-              <w:rPr>
-                <w:color w:val="000000" w:themeColor="text1"/>
-                <w:sz w:val="24"/>
-              </w:rPr>
-              <w:t/>
-            </w:r>
-            <w:r>
-              <w:rPr>
-                <w:color w:val="000000" w:themeColor="text1"/>
-                <w:spacing w:val="-1"/>
-                <w:sz w:val="24"/>
-              </w:rPr>
-              <w:t xml:space="preserve"/>
-            </w:r>
-            <w:r>
-              <w:rPr>
-                <w:color w:val="000000" w:themeColor="text1"/>
-                <w:sz w:val="24"/>
-              </w:rPr>
-              <w:t/>
-            </w:r>
-            <w:r>
-              <w:rPr>
-                <w:color w:val="000000" w:themeColor="text1"/>
-                <w:spacing w:val="-2"/>
-                <w:sz w:val="24"/>
-              </w:rPr>
-              <w:t xml:space="preserve"/>
-            </w:r>
-            <w:r>
-              <w:rPr>
-                <w:color w:val="000000" w:themeColor="text1"/>
-                <w:sz w:val="24"/>
-              </w:rPr>
-              <w:t/>
-            </w:r>
-            <w:r>
-              <w:rPr>
-                <w:color w:val="000000" w:themeColor="text1"/>
-                <w:spacing w:val="1"/>
-                <w:sz w:val="24"/>
-              </w:rPr>
-              <w:t xml:space="preserve"/>
-            </w:r>
-            <w:r>
-              <w:rPr>
-                <w:color w:val="000000" w:themeColor="text1"/>
-                <w:sz w:val="24"/>
-              </w:rPr>
-              <w:t/>
-            </w:r>
-            <w:r>
-              <w:rPr>
-                <w:color w:val="000000" w:themeColor="text1"/>
-                <w:spacing w:val="-1"/>
-                <w:sz w:val="24"/>
-              </w:rPr>
-              <w:t xml:space="preserve"/>
-            </w:r>
-            <w:r>
-              <w:rPr>
-                <w:color w:val="000000" w:themeColor="text1"/>
-                <w:spacing w:val="-5"/>
-                <w:sz w:val="24"/>
-              </w:rPr>
-              <w:t/>
             </w:r>
           </w:p>
         </w:tc>
@@ -2051,6 +1922,14 @@
           <w:color w:val="000000" w:themeColor="text1"/>
         </w:rPr>
       </w:pPr>
+      <w:r>
+        <w:rPr>
+          <w:rFonts w:ascii="Times New Roman" w:hAnsi="Times New Roman" w:cs="Times New Roman"/>
+          <w:color w:val="000000" w:themeColor="text1"/>
+          <w:lang w:val="id-ID"/>
+        </w:rPr>
+        <w:t>${signature}</w:t>
+      </w:r>
     </w:p>
     <w:p>
       <w:pPr>
@@ -2154,7 +2033,7 @@
 </file>
 
 <file path=word/endnotes.xml><?xml version="1.0" encoding="utf-8"?>
-<w:endnotes xmlns:wpc="http://schemas.microsoft.com/office/word/2010/wordprocessingCanvas" xmlns:cx="http://schemas.microsoft.com/office/drawing/2014/chartex" xmlns:cx1="http://schemas.microsoft.com/office/drawing/2015/9/8/chartex" xmlns:cx2="http://schemas.microsoft.com/office/drawing/2015/10/21/chartex" xmlns:cx3="http://schemas.microsoft.com/office/drawing/2016/5/9/chartex" xmlns:cx4="http://schemas.microsoft.com/office/drawing/2016/5/10/chartex" xmlns:cx5="http://schemas.microsoft.com/office/drawing/2016/5/11/chartex" xmlns:cx6="http://schemas.microsoft.com/office/drawing/2016/5/12/chartex" xmlns:cx7="http://schemas.microsoft.com/office/drawing/2016/5/13/chartex" xmlns:cx8="http://schemas.microsoft.com/office/drawing/2016/5/14/chartex" xmlns:mc="http://schemas.openxmlformats.org/markup-compatibility/2006" xmlns:aink="http://schemas.microsoft.com/office/drawing/2016/ink" xmlns:am3d="http://schemas.microsoft.com/office/drawing/2017/model3d" xmlns:o="urn:schemas-microsoft-com:office:office" xmlns:oel="http://schemas.microsoft.com/office/2019/extlst" xmlns:r="http://schemas.openxmlformats.org/officeDocument/2006/relationships" xmlns:m="http://schemas.openxmlformats.org/officeDocument/2006/math" xmlns:v="urn:schemas-microsoft-com:vml" xmlns:wp14="http://schemas.microsoft.com/office/word/2010/wordprocessingDrawing" xmlns:wp="http://schemas.openxmlformats.org/drawingml/2006/wordprocessingDrawing" xmlns:w10="urn:schemas-microsoft-com:office:word" xmlns:w="http://schemas.openxmlformats.org/wordprocessingml/2006/main" xmlns:w14="http://schemas.microsoft.com/office/word/2010/wordml" xmlns:w15="http://schemas.microsoft.com/office/word/2012/wordml" xmlns:w16cei="http://schemas.microsoft.com/office/word/2026/wordml/cei" xmlns:w16cex="http://schemas.microsoft.com/office/word/2018/wordml/cex" xmlns:w16cid="http://schemas.microsoft.com/office/word/2016/wordml/cid" xmlns:w16="http://schemas.microsoft.com/office/word/2018/wordml" xmlns:w16du="http://schemas.microsoft.com/office/word/2023/wordml/word16du" xmlns:w16sdtdh="http://schemas.microsoft.com/office/word/2020/wordml/sdtdatahash" xmlns:w16sdtfl="http://schemas.microsoft.com/office/word/2024/wordml/sdtformatlock" xmlns:w16se="http://schemas.microsoft.com/office/word/2015/wordml/symex" xmlns:wpg="http://schemas.microsoft.com/office/word/2010/wordprocessingGroup" xmlns:wpi="http://schemas.microsoft.com/office/word/2010/wordprocessingInk" xmlns:wne="http://schemas.microsoft.com/office/word/2006/wordml" xmlns:wps="http://schemas.microsoft.com/office/word/2010/wordprocessingShape" mc:Ignorable="w14 w15 w16se w16cid w16 w16cex w16sdtdh w16sdtfl w16du wp14">
+<w:endnotes xmlns:wpc="http://schemas.microsoft.com/office/word/2010/wordprocessingCanvas" xmlns:cx="http://schemas.microsoft.com/office/drawing/2014/chartex" xmlns:cx1="http://schemas.microsoft.com/office/drawing/2015/9/8/chartex" xmlns:cx2="http://schemas.microsoft.com/office/drawing/2015/10/21/chartex" xmlns:cx3="http://schemas.microsoft.com/office/drawing/2016/5/9/chartex" xmlns:cx4="http://schemas.microsoft.com/office/drawing/2016/5/10/chartex" xmlns:cx5="http://schemas.microsoft.com/office/drawing/2016/5/11/chartex" xmlns:cx6="http://schemas.microsoft.com/office/drawing/2016/5/12/chartex" xmlns:cx7="http://schemas.microsoft.com/office/drawing/2016/5/13/chartex" xmlns:cx8="http://schemas.microsoft.com/office/drawing/2016/5/14/chartex" xmlns:mc="http://schemas.openxmlformats.org/markup-compatibility/2006" xmlns:aink="http://schemas.microsoft.com/office/drawing/2016/ink" xmlns:am3d="http://schemas.microsoft.com/office/drawing/2017/model3d" xmlns:o="urn:schemas-microsoft-com:office:office" xmlns:oel="http://schemas.microsoft.com/office/2019/extlst" xmlns:r="http://schemas.openxmlformats.org/officeDocument/2006/relationships" xmlns:m="http://schemas.openxmlformats.org/officeDocument/2006/math" xmlns:v="urn:schemas-microsoft-com:vml" xmlns:wp14="http://schemas.microsoft.com/office/word/2010/wordprocessingDrawing" xmlns:wp="http://schemas.openxmlformats.org/drawingml/2006/wordprocessingDrawing" xmlns:w10="urn:schemas-microsoft-com:office:word" xmlns:w="http://schemas.openxmlformats.org/wordprocessingml/2006/main" xmlns:w14="http://schemas.microsoft.com/office/word/2010/wordml" xmlns:w15="http://schemas.microsoft.com/office/word/2012/wordml" xmlns:w16cex="http://schemas.microsoft.com/office/word/2018/wordml/cex" xmlns:w16cid="http://schemas.microsoft.com/office/word/2016/wordml/cid" xmlns:w16="http://schemas.microsoft.com/office/word/2018/wordml" xmlns:w16du="http://schemas.microsoft.com/office/word/2023/wordml/word16du" xmlns:w16sdtdh="http://schemas.microsoft.com/office/word/2020/wordml/sdtdatahash" xmlns:w16sdtfl="http://schemas.microsoft.com/office/word/2024/wordml/sdtformatlock" xmlns:w16se="http://schemas.microsoft.com/office/word/2015/wordml/symex" xmlns:wpg="http://schemas.microsoft.com/office/word/2010/wordprocessingGroup" xmlns:wpi="http://schemas.microsoft.com/office/word/2010/wordprocessingInk" xmlns:wne="http://schemas.microsoft.com/office/word/2006/wordml" xmlns:wps="http://schemas.microsoft.com/office/word/2010/wordprocessingShape" mc:Ignorable="w14 w15 w16se w16cid w16 w16cex w16sdtdh w16sdtfl w16du wp14">
   <w:endnote w:type="separator" w:id="-1">
     <w:p>
       <w:r>
@@ -2173,7 +2052,7 @@
 </file>
 
 <file path=word/footer1.xml><?xml version="1.0" encoding="utf-8"?>
-<w:ftr xmlns:wpc="http://schemas.microsoft.com/office/word/2010/wordprocessingCanvas" xmlns:cx="http://schemas.microsoft.com/office/drawing/2014/chartex" xmlns:cx1="http://schemas.microsoft.com/office/drawing/2015/9/8/chartex" xmlns:cx2="http://schemas.microsoft.com/office/drawing/2015/10/21/chartex" xmlns:cx3="http://schemas.microsoft.com/office/drawing/2016/5/9/chartex" xmlns:cx4="http://schemas.microsoft.com/office/drawing/2016/5/10/chartex" xmlns:cx5="http://schemas.microsoft.com/office/drawing/2016/5/11/chartex" xmlns:cx6="http://schemas.microsoft.com/office/drawing/2016/5/12/chartex" xmlns:cx7="http://schemas.microsoft.com/office/drawing/2016/5/13/chartex" xmlns:cx8="http://schemas.microsoft.com/office/drawing/2016/5/14/chartex" xmlns:mc="http://schemas.openxmlformats.org/markup-compatibility/2006" xmlns:aink="http://schemas.microsoft.com/office/drawing/2016/ink" xmlns:am3d="http://schemas.microsoft.com/office/drawing/2017/model3d" xmlns:o="urn:schemas-microsoft-com:office:office" xmlns:oel="http://schemas.microsoft.com/office/2019/extlst" xmlns:r="http://schemas.openxmlformats.org/officeDocument/2006/relationships" xmlns:m="http://schemas.openxmlformats.org/officeDocument/2006/math" xmlns:v="urn:schemas-microsoft-com:vml" xmlns:wp14="http://schemas.microsoft.com/office/word/2010/wordprocessingDrawing" xmlns:wp="http://schemas.openxmlformats.org/drawingml/2006/wordprocessingDrawing" xmlns:w10="urn:schemas-microsoft-com:office:word" xmlns:w="http://schemas.openxmlformats.org/wordprocessingml/2006/main" xmlns:w14="http://schemas.microsoft.com/office/word/2010/wordml" xmlns:w15="http://schemas.microsoft.com/office/word/2012/wordml" xmlns:w16cei="http://schemas.microsoft.com/office/word/2026/wordml/cei" xmlns:w16cex="http://schemas.microsoft.com/office/word/2018/wordml/cex" xmlns:w16cid="http://schemas.microsoft.com/office/word/2016/wordml/cid" xmlns:w16="http://schemas.microsoft.com/office/word/2018/wordml" xmlns:w16du="http://schemas.microsoft.com/office/word/2023/wordml/word16du" xmlns:w16sdtdh="http://schemas.microsoft.com/office/word/2020/wordml/sdtdatahash" xmlns:w16sdtfl="http://schemas.microsoft.com/office/word/2024/wordml/sdtformatlock" xmlns:w16se="http://schemas.microsoft.com/office/word/2015/wordml/symex" xmlns:wpg="http://schemas.microsoft.com/office/word/2010/wordprocessingGroup" xmlns:wpi="http://schemas.microsoft.com/office/word/2010/wordprocessingInk" xmlns:wne="http://schemas.microsoft.com/office/word/2006/wordml" xmlns:wps="http://schemas.microsoft.com/office/word/2010/wordprocessingShape" mc:Ignorable="w14 w15 w16se w16cid w16 w16cex w16sdtdh w16sdtfl w16du wp14">
+<w:ftr xmlns:wpc="http://schemas.microsoft.com/office/word/2010/wordprocessingCanvas" xmlns:cx="http://schemas.microsoft.com/office/drawing/2014/chartex" xmlns:cx1="http://schemas.microsoft.com/office/drawing/2015/9/8/chartex" xmlns:cx2="http://schemas.microsoft.com/office/drawing/2015/10/21/chartex" xmlns:cx3="http://schemas.microsoft.com/office/drawing/2016/5/9/chartex" xmlns:cx4="http://schemas.microsoft.com/office/drawing/2016/5/10/chartex" xmlns:cx5="http://schemas.microsoft.com/office/drawing/2016/5/11/chartex" xmlns:cx6="http://schemas.microsoft.com/office/drawing/2016/5/12/chartex" xmlns:cx7="http://schemas.microsoft.com/office/drawing/2016/5/13/chartex" xmlns:cx8="http://schemas.microsoft.com/office/drawing/2016/5/14/chartex" xmlns:mc="http://schemas.openxmlformats.org/markup-compatibility/2006" xmlns:aink="http://schemas.microsoft.com/office/drawing/2016/ink" xmlns:am3d="http://schemas.microsoft.com/office/drawing/2017/model3d" xmlns:o="urn:schemas-microsoft-com:office:office" xmlns:oel="http://schemas.microsoft.com/office/2019/extlst" xmlns:r="http://schemas.openxmlformats.org/officeDocument/2006/relationships" xmlns:m="http://schemas.openxmlformats.org/officeDocument/2006/math" xmlns:v="urn:schemas-microsoft-com:vml" xmlns:wp14="http://schemas.microsoft.com/office/word/2010/wordprocessingDrawing" xmlns:wp="http://schemas.openxmlformats.org/drawingml/2006/wordprocessingDrawing" xmlns:w10="urn:schemas-microsoft-com:office:word" xmlns:w="http://schemas.openxmlformats.org/wordprocessingml/2006/main" xmlns:w14="http://schemas.microsoft.com/office/word/2010/wordml" xmlns:w15="http://schemas.microsoft.com/office/word/2012/wordml" xmlns:w16cex="http://schemas.microsoft.com/office/word/2018/wordml/cex" xmlns:w16cid="http://schemas.microsoft.com/office/word/2016/wordml/cid" xmlns:w16="http://schemas.microsoft.com/office/word/2018/wordml" xmlns:w16du="http://schemas.microsoft.com/office/word/2023/wordml/word16du" xmlns:w16sdtdh="http://schemas.microsoft.com/office/word/2020/wordml/sdtdatahash" xmlns:w16sdtfl="http://schemas.microsoft.com/office/word/2024/wordml/sdtformatlock" xmlns:w16se="http://schemas.microsoft.com/office/word/2015/wordml/symex" xmlns:wpg="http://schemas.microsoft.com/office/word/2010/wordprocessingGroup" xmlns:wpi="http://schemas.microsoft.com/office/word/2010/wordprocessingInk" xmlns:wne="http://schemas.microsoft.com/office/word/2006/wordml" xmlns:wps="http://schemas.microsoft.com/office/word/2010/wordprocessingShape" mc:Ignorable="w14 w15 w16se w16cid w16 w16cex w16sdtdh w16sdtfl w16du wp14">
   <w:p>
     <w:pPr>
       <w:pStyle w:val="Footer"/>
@@ -2321,7 +2200,7 @@
             </wp:anchor>
           </w:drawing>
         </mc:Choice>
-        <mc:Fallback>
+        <mc:Fallback xmlns:w16cei="http://schemas.microsoft.com/office/word/2026/wordml/cei">
           <w:pict>
             <v:line w14:anchorId="736FF723" id="Line 416" o:spid="_x0000_s1026" style="position:absolute;z-index:251666432;visibility:visible;mso-wrap-style:square;mso-width-percent:0;mso-height-percent:0;mso-wrap-distance-left:9pt;mso-wrap-distance-top:0;mso-wrap-distance-right:9pt;mso-wrap-distance-bottom:0;mso-position-horizontal:center;mso-position-horizontal-relative:margin;mso-position-vertical:absolute;mso-position-vertical-relative:text;mso-width-percent:0;mso-height-percent:0;mso-width-relative:page;mso-height-relative:page" from="0,-22.8pt" to="496.05pt,-22.8pt" o:gfxdata="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" strokecolor="#7f7f7f [1612]" strokeweight="1.5pt">
               <v:stroke joinstyle="miter"/>
@@ -2336,7 +2215,7 @@
 </file>
 
 <file path=word/footnotes.xml><?xml version="1.0" encoding="utf-8"?>
-<w:footnotes xmlns:wpc="http://schemas.microsoft.com/office/word/2010/wordprocessingCanvas" xmlns:cx="http://schemas.microsoft.com/office/drawing/2014/chartex" xmlns:cx1="http://schemas.microsoft.com/office/drawing/2015/9/8/chartex" xmlns:cx2="http://schemas.microsoft.com/office/drawing/2015/10/21/chartex" xmlns:cx3="http://schemas.microsoft.com/office/drawing/2016/5/9/chartex" xmlns:cx4="http://schemas.microsoft.com/office/drawing/2016/5/10/chartex" xmlns:cx5="http://schemas.microsoft.com/office/drawing/2016/5/11/chartex" xmlns:cx6="http://schemas.microsoft.com/office/drawing/2016/5/12/chartex" xmlns:cx7="http://schemas.microsoft.com/office/drawing/2016/5/13/chartex" xmlns:cx8="http://schemas.microsoft.com/office/drawing/2016/5/14/chartex" xmlns:mc="http://schemas.openxmlformats.org/markup-compatibility/2006" xmlns:aink="http://schemas.microsoft.com/office/drawing/2016/ink" xmlns:am3d="http://schemas.microsoft.com/office/drawing/2017/model3d" xmlns:o="urn:schemas-microsoft-com:office:office" xmlns:oel="http://schemas.microsoft.com/office/2019/extlst" xmlns:r="http://schemas.openxmlformats.org/officeDocument/2006/relationships" xmlns:m="http://schemas.openxmlformats.org/officeDocument/2006/math" xmlns:v="urn:schemas-microsoft-com:vml" xmlns:wp14="http://schemas.microsoft.com/office/word/2010/wordprocessingDrawing" xmlns:wp="http://schemas.openxmlformats.org/drawingml/2006/wordprocessingDrawing" xmlns:w10="urn:schemas-microsoft-com:office:word" xmlns:w="http://schemas.openxmlformats.org/wordprocessingml/2006/main" xmlns:w14="http://schemas.microsoft.com/office/word/2010/wordml" xmlns:w15="http://schemas.microsoft.com/office/word/2012/wordml" xmlns:w16cei="http://schemas.microsoft.com/office/word/2026/wordml/cei" xmlns:w16cex="http://schemas.microsoft.com/office/word/2018/wordml/cex" xmlns:w16cid="http://schemas.microsoft.com/office/word/2016/wordml/cid" xmlns:w16="http://schemas.microsoft.com/office/word/2018/wordml" xmlns:w16du="http://schemas.microsoft.com/office/word/2023/wordml/word16du" xmlns:w16sdtdh="http://schemas.microsoft.com/office/word/2020/wordml/sdtdatahash" xmlns:w16sdtfl="http://schemas.microsoft.com/office/word/2024/wordml/sdtformatlock" xmlns:w16se="http://schemas.microsoft.com/office/word/2015/wordml/symex" xmlns:wpg="http://schemas.microsoft.com/office/word/2010/wordprocessingGroup" xmlns:wpi="http://schemas.microsoft.com/office/word/2010/wordprocessingInk" xmlns:wne="http://schemas.microsoft.com/office/word/2006/wordml" xmlns:wps="http://schemas.microsoft.com/office/word/2010/wordprocessingShape" mc:Ignorable="w14 w15 w16se w16cid w16 w16cex w16sdtdh w16sdtfl w16du wp14">
+<w:footnotes xmlns:wpc="http://schemas.microsoft.com/office/word/2010/wordprocessingCanvas" xmlns:cx="http://schemas.microsoft.com/office/drawing/2014/chartex" xmlns:cx1="http://schemas.microsoft.com/office/drawing/2015/9/8/chartex" xmlns:cx2="http://schemas.microsoft.com/office/drawing/2015/10/21/chartex" xmlns:cx3="http://schemas.microsoft.com/office/drawing/2016/5/9/chartex" xmlns:cx4="http://schemas.microsoft.com/office/drawing/2016/5/10/chartex" xmlns:cx5="http://schemas.microsoft.com/office/drawing/2016/5/11/chartex" xmlns:cx6="http://schemas.microsoft.com/office/drawing/2016/5/12/chartex" xmlns:cx7="http://schemas.microsoft.com/office/drawing/2016/5/13/chartex" xmlns:cx8="http://schemas.microsoft.com/office/drawing/2016/5/14/chartex" xmlns:mc="http://schemas.openxmlformats.org/markup-compatibility/2006" xmlns:aink="http://schemas.microsoft.com/office/drawing/2016/ink" xmlns:am3d="http://schemas.microsoft.com/office/drawing/2017/model3d" xmlns:o="urn:schemas-microsoft-com:office:office" xmlns:oel="http://schemas.microsoft.com/office/2019/extlst" xmlns:r="http://schemas.openxmlformats.org/officeDocument/2006/relationships" xmlns:m="http://schemas.openxmlformats.org/officeDocument/2006/math" xmlns:v="urn:schemas-microsoft-com:vml" xmlns:wp14="http://schemas.microsoft.com/office/word/2010/wordprocessingDrawing" xmlns:wp="http://schemas.openxmlformats.org/drawingml/2006/wordprocessingDrawing" xmlns:w10="urn:schemas-microsoft-com:office:word" xmlns:w="http://schemas.openxmlformats.org/wordprocessingml/2006/main" xmlns:w14="http://schemas.microsoft.com/office/word/2010/wordml" xmlns:w15="http://schemas.microsoft.com/office/word/2012/wordml" xmlns:w16cex="http://schemas.microsoft.com/office/word/2018/wordml/cex" xmlns:w16cid="http://schemas.microsoft.com/office/word/2016/wordml/cid" xmlns:w16="http://schemas.microsoft.com/office/word/2018/wordml" xmlns:w16du="http://schemas.microsoft.com/office/word/2023/wordml/word16du" xmlns:w16sdtdh="http://schemas.microsoft.com/office/word/2020/wordml/sdtdatahash" xmlns:w16sdtfl="http://schemas.microsoft.com/office/word/2024/wordml/sdtformatlock" xmlns:w16se="http://schemas.microsoft.com/office/word/2015/wordml/symex" xmlns:wpg="http://schemas.microsoft.com/office/word/2010/wordprocessingGroup" xmlns:wpi="http://schemas.microsoft.com/office/word/2010/wordprocessingInk" xmlns:wne="http://schemas.microsoft.com/office/word/2006/wordml" xmlns:wps="http://schemas.microsoft.com/office/word/2010/wordprocessingShape" mc:Ignorable="w14 w15 w16se w16cid w16 w16cex w16sdtdh w16sdtfl w16du wp14">
   <w:footnote w:type="separator" w:id="-1">
     <w:p>
       <w:r>
@@ -2355,7 +2234,7 @@
 </file>
 
 <file path=word/header1.xml><?xml version="1.0" encoding="utf-8"?>
-<w:hdr xmlns:wpc="http://schemas.microsoft.com/office/word/2010/wordprocessingCanvas" xmlns:cx="http://schemas.microsoft.com/office/drawing/2014/chartex" xmlns:cx1="http://schemas.microsoft.com/office/drawing/2015/9/8/chartex" xmlns:cx2="http://schemas.microsoft.com/office/drawing/2015/10/21/chartex" xmlns:cx3="http://schemas.microsoft.com/office/drawing/2016/5/9/chartex" xmlns:cx4="http://schemas.microsoft.com/office/drawing/2016/5/10/chartex" xmlns:cx5="http://schemas.microsoft.com/office/drawing/2016/5/11/chartex" xmlns:cx6="http://schemas.microsoft.com/office/drawing/2016/5/12/chartex" xmlns:cx7="http://schemas.microsoft.com/office/drawing/2016/5/13/chartex" xmlns:cx8="http://schemas.microsoft.com/office/drawing/2016/5/14/chartex" xmlns:mc="http://schemas.openxmlformats.org/markup-compatibility/2006" xmlns:aink="http://schemas.microsoft.com/office/drawing/2016/ink" xmlns:am3d="http://schemas.microsoft.com/office/drawing/2017/model3d" xmlns:o="urn:schemas-microsoft-com:office:office" xmlns:oel="http://schemas.microsoft.com/office/2019/extlst" xmlns:r="http://schemas.openxmlformats.org/officeDocument/2006/relationships" xmlns:m="http://schemas.openxmlformats.org/officeDocument/2006/math" xmlns:v="urn:schemas-microsoft-com:vml" xmlns:wp14="http://schemas.microsoft.com/office/word/2010/wordprocessingDrawing" xmlns:wp="http://schemas.openxmlformats.org/drawingml/2006/wordprocessingDrawing" xmlns:w10="urn:schemas-microsoft-com:office:word" xmlns:w="http://schemas.openxmlformats.org/wordprocessingml/2006/main" xmlns:w14="http://schemas.microsoft.com/office/word/2010/wordml" xmlns:w15="http://schemas.microsoft.com/office/word/2012/wordml" xmlns:w16cei="http://schemas.microsoft.com/office/word/2026/wordml/cei" xmlns:w16cex="http://schemas.microsoft.com/office/word/2018/wordml/cex" xmlns:w16cid="http://schemas.microsoft.com/office/word/2016/wordml/cid" xmlns:w16="http://schemas.microsoft.com/office/word/2018/wordml" xmlns:w16du="http://schemas.microsoft.com/office/word/2023/wordml/word16du" xmlns:w16sdtdh="http://schemas.microsoft.com/office/word/2020/wordml/sdtdatahash" xmlns:w16sdtfl="http://schemas.microsoft.com/office/word/2024/wordml/sdtformatlock" xmlns:w16se="http://schemas.microsoft.com/office/word/2015/wordml/symex" xmlns:wpg="http://schemas.microsoft.com/office/word/2010/wordprocessingGroup" xmlns:wpi="http://schemas.microsoft.com/office/word/2010/wordprocessingInk" xmlns:wne="http://schemas.microsoft.com/office/word/2006/wordml" xmlns:wps="http://schemas.microsoft.com/office/word/2010/wordprocessingShape" mc:Ignorable="w14 w15 w16se w16cid w16 w16cex w16sdtdh w16sdtfl w16du wp14">
+<w:hdr xmlns:wpc="http://schemas.microsoft.com/office/word/2010/wordprocessingCanvas" xmlns:cx="http://schemas.microsoft.com/office/drawing/2014/chartex" xmlns:cx1="http://schemas.microsoft.com/office/drawing/2015/9/8/chartex" xmlns:cx2="http://schemas.microsoft.com/office/drawing/2015/10/21/chartex" xmlns:cx3="http://schemas.microsoft.com/office/drawing/2016/5/9/chartex" xmlns:cx4="http://schemas.microsoft.com/office/drawing/2016/5/10/chartex" xmlns:cx5="http://schemas.microsoft.com/office/drawing/2016/5/11/chartex" xmlns:cx6="http://schemas.microsoft.com/office/drawing/2016/5/12/chartex" xmlns:cx7="http://schemas.microsoft.com/office/drawing/2016/5/13/chartex" xmlns:cx8="http://schemas.microsoft.com/office/drawing/2016/5/14/chartex" xmlns:mc="http://schemas.openxmlformats.org/markup-compatibility/2006" xmlns:aink="http://schemas.microsoft.com/office/drawing/2016/ink" xmlns:am3d="http://schemas.microsoft.com/office/drawing/2017/model3d" xmlns:o="urn:schemas-microsoft-com:office:office" xmlns:oel="http://schemas.microsoft.com/office/2019/extlst" xmlns:r="http://schemas.openxmlformats.org/officeDocument/2006/relationships" xmlns:m="http://schemas.openxmlformats.org/officeDocument/2006/math" xmlns:v="urn:schemas-microsoft-com:vml" xmlns:wp14="http://schemas.microsoft.com/office/word/2010/wordprocessingDrawing" xmlns:wp="http://schemas.openxmlformats.org/drawingml/2006/wordprocessingDrawing" xmlns:w10="urn:schemas-microsoft-com:office:word" xmlns:w="http://schemas.openxmlformats.org/wordprocessingml/2006/main" xmlns:w14="http://schemas.microsoft.com/office/word/2010/wordml" xmlns:w15="http://schemas.microsoft.com/office/word/2012/wordml" xmlns:w16cex="http://schemas.microsoft.com/office/word/2018/wordml/cex" xmlns:w16cid="http://schemas.microsoft.com/office/word/2016/wordml/cid" xmlns:w16="http://schemas.microsoft.com/office/word/2018/wordml" xmlns:w16du="http://schemas.microsoft.com/office/word/2023/wordml/word16du" xmlns:w16sdtdh="http://schemas.microsoft.com/office/word/2020/wordml/sdtdatahash" xmlns:w16sdtfl="http://schemas.microsoft.com/office/word/2024/wordml/sdtformatlock" xmlns:w16se="http://schemas.microsoft.com/office/word/2015/wordml/symex" xmlns:wpg="http://schemas.microsoft.com/office/word/2010/wordprocessingGroup" xmlns:wpi="http://schemas.microsoft.com/office/word/2010/wordprocessingInk" xmlns:wne="http://schemas.microsoft.com/office/word/2006/wordml" xmlns:wps="http://schemas.microsoft.com/office/word/2010/wordprocessingShape" mc:Ignorable="w14 w15 w16se w16cid w16 w16cex w16sdtdh w16sdtfl w16du wp14">
   <w:tbl>
     <w:tblPr>
       <w:tblW w:w="9957" w:type="dxa"/>
@@ -2645,7 +2524,7 @@
             </wp:anchor>
           </w:drawing>
         </mc:Choice>
-        <mc:Fallback>
+        <mc:Fallback xmlns:w16cei="http://schemas.microsoft.com/office/word/2026/wordml/cei">
           <w:pict>
             <v:line w14:anchorId="1F9328B4" id="Line 416" o:spid="_x0000_s1026" style="position:absolute;z-index:251664384;visibility:visible;mso-wrap-style:square;mso-width-percent:0;mso-height-percent:0;mso-wrap-distance-left:9pt;mso-wrap-distance-top:0;mso-wrap-distance-right:9pt;mso-wrap-distance-bottom:0;mso-position-horizontal:absolute;mso-position-horizontal-relative:margin;mso-position-vertical:absolute;mso-position-vertical-relative:text;mso-width-percent:0;mso-height-percent:0;mso-width-relative:page;mso-height-relative:page" from="-24.1pt,2.65pt" to="471.95pt,2.65pt" o:gfxdata="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" strokeweight="3.75pt">
               <v:stroke linestyle="thinThick"/>
@@ -2660,7 +2539,7 @@
 </file>
 
 <file path=word/numbering.xml><?xml version="1.0" encoding="utf-8"?>
-<w:numbering xmlns:wpc="http://schemas.microsoft.com/office/word/2010/wordprocessingCanvas" xmlns:cx="http://schemas.microsoft.com/office/drawing/2014/chartex" xmlns:cx1="http://schemas.microsoft.com/office/drawing/2015/9/8/chartex" xmlns:cx2="http://schemas.microsoft.com/office/drawing/2015/10/21/chartex" xmlns:cx3="http://schemas.microsoft.com/office/drawing/2016/5/9/chartex" xmlns:cx4="http://schemas.microsoft.com/office/drawing/2016/5/10/chartex" xmlns:cx5="http://schemas.microsoft.com/office/drawing/2016/5/11/chartex" xmlns:cx6="http://schemas.microsoft.com/office/drawing/2016/5/12/chartex" xmlns:cx7="http://schemas.microsoft.com/office/drawing/2016/5/13/chartex" xmlns:cx8="http://schemas.microsoft.com/office/drawing/2016/5/14/chartex" xmlns:mc="http://schemas.openxmlformats.org/markup-compatibility/2006" xmlns:aink="http://schemas.microsoft.com/office/drawing/2016/ink" xmlns:am3d="http://schemas.microsoft.com/office/drawing/2017/model3d" xmlns:o="urn:schemas-microsoft-com:office:office" xmlns:oel="http://schemas.microsoft.com/office/2019/extlst" xmlns:r="http://schemas.openxmlformats.org/officeDocument/2006/relationships" xmlns:m="http://schemas.openxmlformats.org/officeDocument/2006/math" xmlns:v="urn:schemas-microsoft-com:vml" xmlns:wp14="http://schemas.microsoft.com/office/word/2010/wordprocessingDrawing" xmlns:wp="http://schemas.openxmlformats.org/drawingml/2006/wordprocessingDrawing" xmlns:w10="urn:schemas-microsoft-com:office:word" xmlns:w="http://schemas.openxmlformats.org/wordprocessingml/2006/main" xmlns:w14="http://schemas.microsoft.com/office/word/2010/wordml" xmlns:w15="http://schemas.microsoft.com/office/word/2012/wordml" xmlns:w16cei="http://schemas.microsoft.com/office/word/2026/wordml/cei" xmlns:w16cex="http://schemas.microsoft.com/office/word/2018/wordml/cex" xmlns:w16cid="http://schemas.microsoft.com/office/word/2016/wordml/cid" xmlns:w16="http://schemas.microsoft.com/office/word/2018/wordml" xmlns:w16du="http://schemas.microsoft.com/office/word/2023/wordml/word16du" xmlns:w16sdtdh="http://schemas.microsoft.com/office/word/2020/wordml/sdtdatahash" xmlns:w16sdtfl="http://schemas.microsoft.com/office/word/2024/wordml/sdtformatlock" xmlns:w16se="http://schemas.microsoft.com/office/word/2015/wordml/symex" xmlns:wpg="http://schemas.microsoft.com/office/word/2010/wordprocessingGroup" xmlns:wpi="http://schemas.microsoft.com/office/word/2010/wordprocessingInk" xmlns:wne="http://schemas.microsoft.com/office/word/2006/wordml" xmlns:wps="http://schemas.microsoft.com/office/word/2010/wordprocessingShape" mc:Ignorable="w14 w15 w16se w16cid w16 w16cex w16sdtdh w16sdtfl w16du wp14">
+<w:numbering xmlns:wpc="http://schemas.microsoft.com/office/word/2010/wordprocessingCanvas" xmlns:cx="http://schemas.microsoft.com/office/drawing/2014/chartex" xmlns:cx1="http://schemas.microsoft.com/office/drawing/2015/9/8/chartex" xmlns:cx2="http://schemas.microsoft.com/office/drawing/2015/10/21/chartex" xmlns:cx3="http://schemas.microsoft.com/office/drawing/2016/5/9/chartex" xmlns:cx4="http://schemas.microsoft.com/office/drawing/2016/5/10/chartex" xmlns:cx5="http://schemas.microsoft.com/office/drawing/2016/5/11/chartex" xmlns:cx6="http://schemas.microsoft.com/office/drawing/2016/5/12/chartex" xmlns:cx7="http://schemas.microsoft.com/office/drawing/2016/5/13/chartex" xmlns:cx8="http://schemas.microsoft.com/office/drawing/2016/5/14/chartex" xmlns:mc="http://schemas.openxmlformats.org/markup-compatibility/2006" xmlns:aink="http://schemas.microsoft.com/office/drawing/2016/ink" xmlns:am3d="http://schemas.microsoft.com/office/drawing/2017/model3d" xmlns:o="urn:schemas-microsoft-com:office:office" xmlns:oel="http://schemas.microsoft.com/office/2019/extlst" xmlns:r="http://schemas.openxmlformats.org/officeDocument/2006/relationships" xmlns:m="http://schemas.openxmlformats.org/officeDocument/2006/math" xmlns:v="urn:schemas-microsoft-com:vml" xmlns:wp14="http://schemas.microsoft.com/office/word/2010/wordprocessingDrawing" xmlns:wp="http://schemas.openxmlformats.org/drawingml/2006/wordprocessingDrawing" xmlns:w10="urn:schemas-microsoft-com:office:word" xmlns:w="http://schemas.openxmlformats.org/wordprocessingml/2006/main" xmlns:w14="http://schemas.microsoft.com/office/word/2010/wordml" xmlns:w15="http://schemas.microsoft.com/office/word/2012/wordml" xmlns:w16cex="http://schemas.microsoft.com/office/word/2018/wordml/cex" xmlns:w16cid="http://schemas.microsoft.com/office/word/2016/wordml/cid" xmlns:w16="http://schemas.microsoft.com/office/word/2018/wordml" xmlns:w16du="http://schemas.microsoft.com/office/word/2023/wordml/word16du" xmlns:w16sdtdh="http://schemas.microsoft.com/office/word/2020/wordml/sdtdatahash" xmlns:w16sdtfl="http://schemas.microsoft.com/office/word/2024/wordml/sdtformatlock" xmlns:w16se="http://schemas.microsoft.com/office/word/2015/wordml/symex" xmlns:wpg="http://schemas.microsoft.com/office/word/2010/wordprocessingGroup" xmlns:wpi="http://schemas.microsoft.com/office/word/2010/wordprocessingInk" xmlns:wne="http://schemas.microsoft.com/office/word/2006/wordml" xmlns:wps="http://schemas.microsoft.com/office/word/2010/wordprocessingShape" mc:Ignorable="w14 w15 w16se w16cid w16 w16cex w16sdtdh w16sdtfl w16du wp14">
   <w:abstractNum w:abstractNumId="0" w15:restartNumberingAfterBreak="0">
     <w:nsid w:val="531B6706"/>
     <w:multiLevelType w:val="hybridMultilevel"/>

--- a/template/SK-1/form penilaian sk I sd sk III TEMPLATE.docx
+++ b/template/SK-1/form penilaian sk I sd sk III TEMPLATE.docx
@@ -385,6 +385,9 @@
           <w:tcPr>
             <w:tcW w:w="9810" w:type="dxa"/>
             <w:gridSpan w:val="3"/>
+            <w:tcBorders>
+              <w:bottom w:val="single" w:sz="4" w:space="0" w:color="auto"/>
+            </w:tcBorders>
           </w:tcPr>
           <w:p>
             <w:pPr>
@@ -1147,6 +1150,9 @@
           <w:tcPr>
             <w:tcW w:w="3150" w:type="dxa"/>
             <w:tcBorders>
+              <w:top w:val="single" w:sz="4" w:space="0" w:color="auto"/>
+              <w:left w:val="single" w:sz="4" w:space="0" w:color="auto"/>
+              <w:bottom w:val="single" w:sz="4" w:space="0" w:color="auto"/>
               <w:right w:val="nil"/>
             </w:tcBorders>
           </w:tcPr>
@@ -1165,7 +1171,7 @@
                 <w:color w:val="000000" w:themeColor="text1"/>
                 <w:sz w:val="24"/>
               </w:rPr>
-              <w:t>Nilai Rata-Rata : ${rata_nilai} /skala 5 (jumlah skor detail dibagi 5)</w:t>
+              <w:t xml:space="preserve">Nilai Rata-Rata </w:t>
             </w:r>
           </w:p>
         </w:tc>
@@ -1174,7 +1180,10 @@
             <w:tcW w:w="6660" w:type="dxa"/>
             <w:gridSpan w:val="2"/>
             <w:tcBorders>
+              <w:top w:val="single" w:sz="4" w:space="0" w:color="auto"/>
               <w:left w:val="nil"/>
+              <w:bottom w:val="single" w:sz="4" w:space="0" w:color="auto"/>
+              <w:right w:val="single" w:sz="4" w:space="0" w:color="auto"/>
             </w:tcBorders>
           </w:tcPr>
           <w:p>
@@ -1185,7 +1194,6 @@
                 <w:tab w:val="left" w:pos="2355"/>
               </w:tabs>
               <w:spacing w:before="114"/>
-              <w:ind w:left="728"/>
               <w:rPr>
                 <w:color w:val="000000" w:themeColor="text1"/>
                 <w:sz w:val="24"/>
@@ -1195,16 +1203,16 @@
               <w:rPr>
                 <w:color w:val="000000" w:themeColor="text1"/>
                 <w:sz w:val="24"/>
-              </w:rPr>
-              <w:tab/>
-            </w:r>
-            <w:r>
-              <w:rPr>
-                <w:color w:val="000000" w:themeColor="text1"/>
-                <w:sz w:val="24"/>
-                <w:u w:val="single"/>
-              </w:rPr>
-              <w:tab/>
+                <w:lang w:val="en-US"/>
+              </w:rPr>
+              <w:t xml:space="preserve"> </w:t>
+            </w:r>
+            <w:r>
+              <w:rPr>
+                <w:color w:val="000000" w:themeColor="text1"/>
+                <w:sz w:val="24"/>
+              </w:rPr>
+              <w:t>: ${rata_nilai} /skala 5 (jumlah skor detail dibagi 5)</w:t>
             </w:r>
           </w:p>
         </w:tc>
@@ -1217,6 +1225,9 @@
           <w:tcPr>
             <w:tcW w:w="9810" w:type="dxa"/>
             <w:gridSpan w:val="3"/>
+            <w:tcBorders>
+              <w:top w:val="single" w:sz="4" w:space="0" w:color="auto"/>
+            </w:tcBorders>
           </w:tcPr>
           <w:p>
             <w:pPr>
@@ -1866,47 +1877,7 @@
     <w:p>
       <w:pPr>
         <w:pStyle w:val="BodyText"/>
-        <w:ind w:left="4950"/>
-        <w:rPr>
-          <w:rFonts w:ascii="Times New Roman" w:hAnsi="Times New Roman" w:cs="Times New Roman"/>
-          <w:color w:val="000000" w:themeColor="text1"/>
-        </w:rPr>
-      </w:pPr>
-    </w:p>
-    <w:p>
-      <w:pPr>
-        <w:pStyle w:val="BodyText"/>
-        <w:ind w:left="4950"/>
-        <w:rPr>
-          <w:rFonts w:ascii="Times New Roman" w:hAnsi="Times New Roman" w:cs="Times New Roman"/>
-          <w:color w:val="000000" w:themeColor="text1"/>
-        </w:rPr>
-      </w:pPr>
-    </w:p>
-    <w:p>
-      <w:pPr>
-        <w:pStyle w:val="BodyText"/>
-        <w:ind w:left="4950"/>
-        <w:rPr>
-          <w:rFonts w:ascii="Times New Roman" w:hAnsi="Times New Roman" w:cs="Times New Roman"/>
-          <w:color w:val="000000" w:themeColor="text1"/>
-        </w:rPr>
-      </w:pPr>
-    </w:p>
-    <w:p>
-      <w:pPr>
-        <w:pStyle w:val="BodyText"/>
-        <w:ind w:left="4950"/>
-        <w:rPr>
-          <w:rFonts w:ascii="Times New Roman" w:hAnsi="Times New Roman" w:cs="Times New Roman"/>
-          <w:color w:val="000000" w:themeColor="text1"/>
-        </w:rPr>
-      </w:pPr>
-    </w:p>
-    <w:p>
-      <w:pPr>
-        <w:pStyle w:val="BodyText"/>
-        <w:ind w:left="4950"/>
+        <w:ind w:left="4950" w:right="851"/>
         <w:rPr>
           <w:rFonts w:ascii="Times New Roman" w:hAnsi="Times New Roman" w:cs="Times New Roman"/>
           <w:color w:val="000000" w:themeColor="text1"/>
@@ -2653,7 +2624,7 @@
       </w:rPr>
     </w:lvl>
   </w:abstractNum>
-  <w:num w:numId="1" w16cid:durableId="1450008881">
+  <w:num w:numId="1" w16cid:durableId="1376269474">
     <w:abstractNumId w:val="0"/>
   </w:num>
 </w:numbering>
